--- a/docs/psj/reports/판정인코더_D4-10_품목입력사실전제_모델정보_학습_test결과_박수진_20261014.docx
+++ b/docs/psj/reports/판정인코더_D4-10_품목입력사실전제_모델정보_학습_test결과_박수진_20261014.docx
@@ -9610,7 +9610,7 @@
           <w:sz w:val="20"/>
           <w:szCs w:val="20"/>
         </w:rPr>
-        <w:t xml:space="preserve">6종 PR-AUC 가 dev 0.72 ~ 0.74 에서 0.38 ~ 0.41 이고, 건강기능식품_오인이 529행(dev 49)으로 크다(D-322 미결 「봉인에만 있는 출처」). dev 수를 그대로 기대하면 안 된다.</w:t>
+        <w:t xml:space="preserve">6종 PR-AUC 가 dev 0.72 ~ 0.74 에서 0.38 ~ 0.41 이고, 건강기능식품_오인 정답이 dev 는 749행 중 49행(위반의 약 10%)인데 봉인 평가셋은 2,489행 중 529행(위반의 약 32%)이고, 그중 460행이 식약처 특수용도 해설서(mfds_special_use_guide) 한 출처다 — 같은 행이 늘어난 것이 아니라 두 묶음의 구성이 다르다(D-322 미결 「봉인에만 있는 출처」). 봉인 평가셋의 건기식 수는 이 해설서 문장을 얼마나 잡느냐에 크게 달리므로, dev 수를 그대로 기대하면 안 된다.</w:t>
       </w:r>
     </w:p>
     <w:p>
